--- a/docs/EXOPHCA_Report.docx
+++ b/docs/EXOPHCA_Report.docx
@@ -1,6 +1,6 @@
 
 <file path=word/document.xml><?xml version="1.0" encoding="utf-8"?>
-<w:document xmlns:wpc="http://schemas.microsoft.com/office/word/2010/wordprocessingCanvas" xmlns:cx="http://schemas.microsoft.com/office/drawing/2014/chartex" xmlns:cx1="http://schemas.microsoft.com/office/drawing/2015/9/8/chartex" xmlns:cx2="http://schemas.microsoft.com/office/drawing/2015/10/21/chartex" xmlns:cx3="http://schemas.microsoft.com/office/drawing/2016/5/9/chartex" xmlns:cx4="http://schemas.microsoft.com/office/drawing/2016/5/10/chartex" xmlns:cx5="http://schemas.microsoft.com/office/drawing/2016/5/11/chartex" xmlns:cx6="http://schemas.microsoft.com/office/drawing/2016/5/12/chartex" xmlns:cx7="http://schemas.microsoft.com/office/drawing/2016/5/13/chartex" xmlns:cx8="http://schemas.microsoft.com/office/drawing/2016/5/14/chartex" xmlns:mc="http://schemas.openxmlformats.org/markup-compatibility/2006" xmlns:aink="http://schemas.microsoft.com/office/drawing/2016/ink" xmlns:am3d="http://schemas.microsoft.com/office/drawing/2017/model3d" xmlns:o="urn:schemas-microsoft-com:office:office" xmlns:oel="http://schemas.microsoft.com/office/2019/extlst" xmlns:r="http://schemas.openxmlformats.org/officeDocument/2006/relationships" xmlns:m="http://schemas.openxmlformats.org/officeDocument/2006/math" xmlns:v="urn:schemas-microsoft-com:vml" xmlns:wp14="http://schemas.microsoft.com/office/word/2010/wordprocessingDrawing" xmlns:wp="http://schemas.openxmlformats.org/drawingml/2006/wordprocessingDrawing" xmlns:w10="urn:schemas-microsoft-com:office:word" xmlns:w="http://schemas.openxmlformats.org/wordprocessingml/2006/main" xmlns:w14="http://schemas.microsoft.com/office/word/2010/wordml" xmlns:w15="http://schemas.microsoft.com/office/word/2012/wordml" xmlns:w16cex="http://schemas.microsoft.com/office/word/2018/wordml/cex" xmlns:w16cid="http://schemas.microsoft.com/office/word/2016/wordml/cid" xmlns:w16="http://schemas.microsoft.com/office/word/2018/wordml" xmlns:w16du="http://schemas.microsoft.com/office/word/2023/wordml/word16du" xmlns:w16sdtdh="http://schemas.microsoft.com/office/word/2020/wordml/sdtdatahash" xmlns:w16sdtfl="http://schemas.microsoft.com/office/word/2024/wordml/sdtformatlock" xmlns:w16se="http://schemas.microsoft.com/office/word/2015/wordml/symex" xmlns:wpg="http://schemas.microsoft.com/office/word/2010/wordprocessingGroup" xmlns:wpi="http://schemas.microsoft.com/office/word/2010/wordprocessingInk" xmlns:wne="http://schemas.microsoft.com/office/word/2006/wordml" xmlns:wps="http://schemas.microsoft.com/office/word/2010/wordprocessingShape" mc:Ignorable="w14 w15 w16se w16cid w16 w16cex w16sdtdh w16sdtfl w16du wp14">
+<w:document xmlns:a="http://schemas.openxmlformats.org/drawingml/2006/main" xmlns:mc="http://schemas.openxmlformats.org/markup-compatibility/2006" xmlns:pic="http://schemas.openxmlformats.org/drawingml/2006/picture" xmlns:r="http://schemas.openxmlformats.org/officeDocument/2006/relationships" xmlns:w="http://schemas.openxmlformats.org/wordprocessingml/2006/main" xmlns:w14="http://schemas.microsoft.com/office/word/2010/wordml" xmlns:wp="http://schemas.openxmlformats.org/drawingml/2006/wordprocessingDrawing" xmlns:wp14="http://schemas.microsoft.com/office/word/2010/wordprocessingDrawing" mc:Ignorable="w14 w15 w16se w16cid w16 w16cex w16sdtdh w16sdtfl w16du wp14">
   <w:body>
     <w:p>
       <w:pPr>
@@ -321,15 +321,15 @@
         <w:jc w:val="both"/>
       </w:pPr>
       <w:r>
-        <w:t xml:space="preserve">This report presents EXOPHCA (Exoplanet Habitability Compatibility Analysis), a habitability scoring and prediction system developed using publicly available NASA Exoplanet Archive data. The project combines a deterministic, formula-based Earth Similarity Index for planets with complete physical measurements, with a machine learning model capable of estimating habitability from limited, early-available observational data — orbital period, stellar temperature, and system distance. A significant methodological focus of the project was the identification and correction of data leakage, whereby an initial model achieved an artificially inflated R² of 0.9956 by relying on the same variables used to construct its own target score. Following iterative feature refinement, a leakage-aware model achieving an honest R² of 0.9171 was developed and subsequently validated against 5,039 genuinely unconfirmed candidates from NASA's TESS mission, successfully identifying real, currently unconfirmed exoplanets as high-priority candidates for future observational follow-up. A notable finding — that the model underrates Earth's own habitability when evaluated using only indirect data — was found to closely parallel a previously published result (Barnes et al., 2015), lending external validation to the project's methodology. The complete system was deployed as an interactive </w:t>
-      </w:r>
-      <w:proofErr w:type="spellStart"/>
-      <w:r>
-        <w:t>Streamlit</w:t>
-      </w:r>
-      <w:proofErr w:type="spellEnd"/>
-      <w:r>
-        <w:t xml:space="preserve"> web application, enabling non-technical users to explore exoplanet habitability directly.</w:t>
+        <w:t xml:space="preserve">EXOPHCA (Exoplanet Habitability Compatibility Analysis) combines a formula-based Earth Similarity Index with a Random Forest model trained to estimate a formula-derived score from limited candidate properties. On the three-feature candidate-compatible model, a random 80/20 held-out split yielded R2 = 0.8110 and RMSE = 0.0821; five-fold GroupKFold held out host stars and yielded out-of-fold R2 = 0.8347 and RMSE = 0.0767. These are estimates of the project's formula-derived target, not measured habitability or a probability of life. The TESS results are comparisons and rankings, not confirmation of candidate status or habitability.</w:t>
+      </w:r>
+      <w:proofErr w:type="spellStart"/>
+      <w:r>
+        <w:t/>
+      </w:r>
+      <w:proofErr w:type="spellEnd"/>
+      <w:r>
+        <w:t xml:space="preserve"/>
       </w:r>
     </w:p>
     <w:p>
@@ -3954,7 +3954,7 @@
         <w:jc w:val="both"/>
       </w:pPr>
       <w:r>
-        <w:t>Barnes et al. (2015) developed a habitability index for transiting planets that estimates habitability probability using the kind of indirect, observationally-limited data available at the time of detection, rather than assuming complete characterization. Notably, their index rated Earth itself at approximately 82 percent habitability when evaluated under these indirect, transit-based assumptions, illustrating that even a confirmed habitable planet can score below its true potential when assessed through the lens of incomplete observational data. This finding directly parallels an outcome discovered during the development of this project's own indirect prediction model, discussed further in Chapter 7.</w:t>
+        <w:t>EXOPHCA's regression model estimates a formula-derived score from the measurements available in its training data. It does not estimate a probability of habitability or life. Predictions for TESS Objects of Interest are exploratory score comparisons and do not confirm candidate status or habitability.</w:t>
       </w:r>
     </w:p>
     <w:p>
@@ -4843,11 +4843,11 @@
             <wp:effectExtent l="0" t="0" r="0" b="0"/>
             <wp:docPr id="1" name="Picture 1"/>
             <wp:cNvGraphicFramePr>
-              <a:graphicFrameLocks xmlns:a="http://schemas.openxmlformats.org/drawingml/2006/main" noChangeAspect="1"/>
+              <a:graphicFrameLocks noChangeAspect="1"/>
             </wp:cNvGraphicFramePr>
-            <a:graphic xmlns:a="http://schemas.openxmlformats.org/drawingml/2006/main">
+            <a:graphic>
               <a:graphicData uri="http://schemas.openxmlformats.org/drawingml/2006/picture">
-                <pic:pic xmlns:pic="http://schemas.openxmlformats.org/drawingml/2006/picture">
+                <pic:pic>
                   <pic:nvPicPr>
                     <pic:cNvPr id="0" name=""/>
                     <pic:cNvPicPr>
@@ -8223,7 +8223,7 @@
                 <w:sz w:val="20"/>
                 <w:szCs w:val="20"/>
               </w:rPr>
-              <w:t>pl_orbper</w:t>
+              <w:t>pl_orbper, st_teff, sy_dist only</w:t>
             </w:r>
             <w:proofErr w:type="spellEnd"/>
             <w:r>
@@ -8231,7 +8231,7 @@
                 <w:sz w:val="20"/>
                 <w:szCs w:val="20"/>
               </w:rPr>
-              <w:t xml:space="preserve">, </w:t>
+              <w:t xml:space="preserve"/>
             </w:r>
             <w:proofErr w:type="spellStart"/>
             <w:r>
@@ -8239,7 +8239,7 @@
                 <w:sz w:val="20"/>
                 <w:szCs w:val="20"/>
               </w:rPr>
-              <w:t>st_teff</w:t>
+              <w:t/>
             </w:r>
             <w:proofErr w:type="spellEnd"/>
             <w:r>
@@ -8247,7 +8247,7 @@
                 <w:sz w:val="20"/>
                 <w:szCs w:val="20"/>
               </w:rPr>
-              <w:t xml:space="preserve">, </w:t>
+              <w:t xml:space="preserve"/>
             </w:r>
             <w:proofErr w:type="spellStart"/>
             <w:r>
@@ -8255,7 +8255,7 @@
                 <w:sz w:val="20"/>
                 <w:szCs w:val="20"/>
               </w:rPr>
-              <w:t>sy_dist</w:t>
+              <w:t/>
             </w:r>
             <w:proofErr w:type="spellEnd"/>
             <w:r>
@@ -8263,7 +8263,7 @@
                 <w:sz w:val="20"/>
                 <w:szCs w:val="20"/>
               </w:rPr>
-              <w:t xml:space="preserve"> only</w:t>
+              <w:t xml:space="preserve"/>
             </w:r>
           </w:p>
         </w:tc>
@@ -8305,7 +8305,7 @@
                 <w:sz w:val="20"/>
                 <w:szCs w:val="20"/>
               </w:rPr>
-              <w:t>0.082</w:t>
+              <w:t>0.0821</w:t>
             </w:r>
           </w:p>
         </w:tc>
@@ -8326,7 +8326,7 @@
                 <w:sz w:val="20"/>
                 <w:szCs w:val="20"/>
               </w:rPr>
-              <w:t>Used for real TOI candidate prediction (mass unavailable at candidate stage)</w:t>
+              <w:t>Random 80/20 held-out metrics; five-fold GroupKFold by hostname: OOF R2 = 0.8347, RMSE = 0.0767.</w:t>
             </w:r>
           </w:p>
         </w:tc>
@@ -9096,7 +9096,7 @@
                 <w:sz w:val="20"/>
                 <w:szCs w:val="20"/>
               </w:rPr>
-              <w:t>TOI-7347.01 (Tab 2)</w:t>
+              <w:t>TOI-7347.01 (formula-ranked lead; unconfirmed; fails the strict habitability gate)</w:t>
             </w:r>
           </w:p>
         </w:tc>
@@ -9633,7 +9633,7 @@
         <w:jc w:val="both"/>
       </w:pPr>
       <w:r>
-        <w:t>The negligible difference between these two results confirmed that distance carries comparatively low influence in the trained model, consistent with its feature importance ranking (Section 5.4). The result that Earth itself scores notably below its true ESI value of 1.0 is discussed further in Chapter 7, as it parallels a documented finding in existing habitability research (Barnes et al., 2015).</w:t>
+        <w:t>For the 10 pc placeholder, the saved three-feature model predicts 0.551; Earth's base formula score from radius = 1 and insolation = 1 is 1.0. The 0.01 pc row is an arbitrary input case. These outputs compare different methods and inputs; they are not measurements of habitability.</w:t>
       </w:r>
     </w:p>
     <w:p>
@@ -10452,15 +10452,15 @@
         <w:jc w:val="both"/>
       </w:pPr>
       <w:r>
-        <w:t xml:space="preserve">A comparison between planets ranked highly by continuous </w:t>
-      </w:r>
-      <w:proofErr w:type="spellStart"/>
-      <w:r>
-        <w:t>final_score</w:t>
-      </w:r>
-      <w:proofErr w:type="spellEnd"/>
-      <w:r>
-        <w:t xml:space="preserve"> and planets passing the strict binary habitable-zone filter revealed a significant number of “near-miss” cases — planets scoring highly on Earth similarity (several above 0.9) but excluded by the strict filter due to insolation values marginally exceeding the 1.1 upper flux boundary (e.g., values of 1.2–1.8 Earth-flux). This demonstrates a known limitation of hard-boundary habitable zone definitions: habitability is more accurately represented as a continuous gradient than a binary threshold, reinforcing the value of the continuous ESI-based scoring approach used in this project alongside the strict classification.</w:t>
+        <w:t xml:space="preserve">The corrected top-21 comparison uses the five-feature Random Forest's host-grouped out-of-fold predictions: six planets occur in both the formula-ranked top 21 and the model-ranked top 21 outside the strict binary gate. This is a ranking comparison within the source dataset, not independent validation.</w:t>
+      </w:r>
+      <w:proofErr w:type="spellStart"/>
+      <w:r>
+        <w:t/>
+      </w:r>
+      <w:proofErr w:type="spellEnd"/>
+      <w:r>
+        <w:t xml:space="preserve"/>
       </w:r>
     </w:p>
     <w:p>
@@ -10469,7 +10469,7 @@
       </w:pPr>
       <w:bookmarkStart w:id="39" w:name="_Toc235806174"/>
       <w:r>
-        <w:t>7.3 Correlation Structure and Detection Bias</w:t>
+        <w:t>7.3 Correlation Structure in the Training Data</w:t>
       </w:r>
       <w:bookmarkEnd w:id="39"/>
     </w:p>
@@ -10479,11 +10479,11 @@
         <w:jc w:val="both"/>
       </w:pPr>
       <w:r>
-        <w:t xml:space="preserve">Correlation analysis of the cleaned dataset revealed that raw (non-transformed) Pearson correlations substantially understated known physical relationships — for example, semi-major axis and insolation flux showed a raw correlation near 0.00, strengthening to -0.52 after log-transformation. This confirmed that key astronomical relationships in the dataset follow power-law rather than linear structures, and that a small number of extreme outliers (short-period, </w:t>
+        <w:t xml:space="preserve">The correlation patterns are descriptive associations in this selected dataset. They are not causal evidence of detection bias and do not establish generalization beyond the observed planet population.</w:t>
       </w:r>
       <w:r>
         <w:lastRenderedPageBreak/>
-        <w:t>high-flux planets) distort naive linear correlation measures. This finding directly informed the decision to apply log transforms prior to visualization and correlation analysis.</w:t>
+        <w:t/>
       </w:r>
     </w:p>
     <w:p>
@@ -10492,7 +10492,7 @@
       </w:pPr>
       <w:bookmarkStart w:id="40" w:name="_Toc235806175"/>
       <w:r>
-        <w:t>7.4 Indirect Model Performance and the Earth Anomaly</w:t>
+        <w:t>7.4 Model Estimates and the Earth Example</w:t>
       </w:r>
       <w:bookmarkEnd w:id="40"/>
     </w:p>
@@ -10502,7 +10502,7 @@
         <w:jc w:val="both"/>
       </w:pPr>
       <w:r>
-        <w:t>The leakage-aware indirect model, trained without direct access to planetary radius or insolation flux, achieved an R² of 0.9171 using orbital period, planetary mass, stellar temperature, distance, and discovery year. Feature importance analysis showed orbital period (45.7%) and stellar temperature (36.4%) as the dominant predictors — a pattern attributable not to a direct physical formula, but to detection bias: short-period planets are disproportionately represented among confirmed detections due to the mechanics of the transit and radial velocity methods (Section 2.1), creating a strong incidental correlation between orbital period and habitability-relevant properties within the known planet population.</w:t>
+        <w:t>The richer five-feature model (orbital period, planet mass, stellar temperature, distance, and discovery year) achieved a random 80/20 held-out R2 of 0.9171. It is separate from the three-feature candidate-compatible model. Both estimate the formula-derived training target; neither estimates habitability or a probability of life.</w:t>
       </w:r>
     </w:p>
     <w:p>
@@ -10511,7 +10511,7 @@
         <w:jc w:val="both"/>
       </w:pPr>
       <w:r>
-        <w:t>This bias was further confirmed by testing the indirect model on Earth's own parameters (a 365.25-day orbital period, substantially longer than most planets in the training data). The model predicted a habitability score of approximately 0.55 for Earth — notably lower than Earth's true ESI of 1.0. This result closely parallels a published finding by Barnes et al. (2015), whose transit-based habitability index rated Earth at approximately 82% habitability when evaluated under similarly indirect, detection-limited assumptions. Both results illustrate the same underlying phenomenon: models trained on detection-biased astronomical data can underrate even a confirmed habitable planet, when that planet's properties (such as orbital period) fall outside the densest region of the training distribution.</w:t>
+        <w:t>With a 365.25-day period, 5,778 K stellar temperature, and 10 pc placeholder distance, the saved three-feature model predicts 0.551. The formula gives Earth a base ESI of 1.0 from radius = 1 and insolation = 1. These outputs use different inputs and methods and do not show measured habitability or establish detection bias.</w:t>
       </w:r>
     </w:p>
     <w:p>
@@ -10520,7 +10520,7 @@
       </w:pPr>
       <w:bookmarkStart w:id="41" w:name="_Toc235806176"/>
       <w:r>
-        <w:t>7.5 Validation on Real TESS Candidates</w:t>
+        <w:t>7.5 TESS Candidate Scoring and Formula Comparison</w:t>
       </w:r>
       <w:bookmarkEnd w:id="41"/>
     </w:p>
@@ -10530,7 +10530,7 @@
         <w:jc w:val="both"/>
       </w:pPr>
       <w:r>
-        <w:t>The candidate-compatible indirect model (R² = 0.8110, using only orbital period, stellar temperature, and distance) was applied to 5,039 currently unconfirmed TESS Objects of Interest, filtered to genuinely open disposition statuses (Planet Candidate and Ambiguous Planet Candidate).</w:t>
+        <w:t>The saved candidate-compatible artifact (orbital period, stellar effective temperature, distance) scored 5,039 PC/APC TOIs with complete model inputs. Its random 80/20 held-out R2/RMSE were 0.8110/0.0821; five-fold GroupKFold by host star gave OOF R2/RMSE of 0.8347/0.0767. For the 4,850 of these rows with valid radius and insolation, saved-model versus formula scores had R2 = 0.6794, Spearman = 0.8371, and top-21 overlap = 5. This comparison does not validate planetary status or habitability.</w:t>
       </w:r>
     </w:p>
     <w:tbl>
@@ -11153,7 +11153,7 @@
           <w:sz w:val="22"/>
           <w:szCs w:val="22"/>
         </w:rPr>
-        <w:t>Table 7.2: Top-Ranked Unconfirmed Candidates</w:t>
+        <w:t>Table 7.2: Model-Ranked TESS Leads (Not Confirmations)</w:t>
       </w:r>
     </w:p>
     <w:p>
@@ -11163,7 +11163,7 @@
       </w:pPr>
       <w:r>
         <w:lastRenderedPageBreak/>
-        <w:t>A consistent pattern emerged among top-ranked candidates: nearly all host stars fell within the 2,800–4,300K range, corresponding to K- and M-dwarf classifications. This is physically coherent — around cooler, dimmer stars, even short orbital periods can place a planet within a temperate insolation range, since the star itself emits substantially less energy than the Sun. TOI-6714.01, at only 26.7 parsecs from Earth, represents a particularly favorable candidate for future observational follow-up given its proximity.</w:t>
+        <w:t>TOI-7347.01 is a formula-ranked lead, but remains an unconfirmed TESS candidate and fails the strict habitability gate. A model rank alone does not establish habitability, follow-up priority, or confirmation.</w:t>
       </w:r>
     </w:p>
     <w:p>
@@ -11187,7 +11187,7 @@
         <w:jc w:val="both"/>
       </w:pPr>
       <w:r>
-        <w:t>A leakage-free indirect model can meaningfully estimate habitability potential (R² ≈ 0.81–0.92) using only early-available, indirect observational data.</w:t>
+        <w:t>The saved candidate-compatible model estimates the project's formula-derived score: random 80/20 held-out R2 = 0.8110 and five-fold host-grouped OOF R2 = 0.8347. These are score-estimation metrics, not habitability predictions.</w:t>
       </w:r>
     </w:p>
     <w:p>
@@ -11201,7 +11201,7 @@
         <w:jc w:val="both"/>
       </w:pPr>
       <w:r>
-        <w:t>Detection bias present in the confirmed-exoplanet population measurably affects model behavior, to the extent that Earth itself is underrated by the model — a finding consistent with independently published research.</w:t>
+        <w:t>The model predicts a formula-derived score, not measured habitability or the probability of life. Correlations in the selected training data alone do not prove observational selection bias.</w:t>
       </w:r>
     </w:p>
     <w:p>
@@ -11215,7 +11215,7 @@
         <w:jc w:val="both"/>
       </w:pPr>
       <w:r>
-        <w:t>Real, currently unconfirmed TESS candidates were identified and ranked using this methodology, demonstrating practical applicability beyond the training dataset.</w:t>
+        <w:t>On 4,850 open TESS rows with formula inputs, the saved artifact's predictions were compared with the formula (R2 = 0.6794; Spearman = 0.8371; top-21 overlap = 5). Candidate rankings do not confirm planetary status or habitability.</w:t>
       </w:r>
     </w:p>
     <w:p>
@@ -11260,7 +11260,7 @@
         <w:jc w:val="both"/>
       </w:pPr>
       <w:r>
-        <w:t>This project set out to develop a scientifically grounded, practically usable approach to exoplanet habitability analysis — one capable of scoring planets with complete data precisely, while also offering meaningful predictions for the far larger population of planets still awaiting full characterization. Over the course of development, the project evolved substantially beyond its initial scope: what began as a straightforward similarity-scoring exercise led to the identification and correction of significant data leakage, an investigation into detection bias inherent in astronomical survey data, and ultimately, the independent rediscovery of a phenomenon — indirect models underrating even Earth itself — that closely parallels published research in the field (Barnes et al., 2015).</w:t>
+        <w:t>EXOPHCA combines deterministic formula scoring for measured radius and insolation with an exploratory Random Forest estimate of that formula-derived target from orbital period, stellar temperature, and distance. Evaluation includes random holdout and host-grouped out-of-fold results. TESS candidate rankings remain score comparisons, not independent confirmation of planets, habitability, or life. Future work should use scientifically justified inputs and independent, system-level test data.</w:t>
       </w:r>
     </w:p>
     <w:p>
@@ -11573,7 +11573,7 @@
         <w:jc w:val="both"/>
       </w:pPr>
       <w:r>
-        <w:t>5. Barnes, R., Meadows, V. S., &amp; Evans, N. (2015). Comparative Habitability of Transiting Exoplanets. The Astrophysical Journal, 814(2), 91.</w:t>
+        <w:t/>
       </w:r>
     </w:p>
     <w:p>
@@ -11583,15 +11583,15 @@
         <w:jc w:val="both"/>
       </w:pPr>
       <w:r>
-        <w:t>6. NASA Exoplanet Archive. (2026). Planetary Systems Composite Parameters (</w:t>
-      </w:r>
-      <w:proofErr w:type="spellStart"/>
-      <w:r>
-        <w:t>PSCompPars</w:t>
-      </w:r>
-      <w:proofErr w:type="spellEnd"/>
-      <w:r>
-        <w:t>) Table. California Institute of Technology, IPAC. https://exoplanetarchive.ipac.caltech.edu</w:t>
+        <w:t>5. NASA Exoplanet Archive. (2026). Planetary Systems Composite Parameters (PSCompPars) Table. California Institute of Technology, IPAC. https://exoplanetarchive.ipac.caltech.edu</w:t>
+      </w:r>
+      <w:proofErr w:type="spellStart"/>
+      <w:r>
+        <w:t/>
+      </w:r>
+      <w:proofErr w:type="spellEnd"/>
+      <w:r>
+        <w:t/>
       </w:r>
     </w:p>
     <w:p>
@@ -11601,7 +11601,7 @@
         <w:jc w:val="both"/>
       </w:pPr>
       <w:r>
-        <w:t>7. NASA Exoplanet Archive. (2026). TESS Objects of Interest (TOI) Table. California Institute of Technology, IPAC. https://exoplanetarchive.ipac.caltech.edu</w:t>
+        <w:t>6. NASA Exoplanet Archive. (2026). TESS Objects of Interest (TOI) Table. California Institute of Technology, IPAC. https://exoplanetarchive.ipac.caltech.edu</w:t>
       </w:r>
     </w:p>
     <w:p>
@@ -11611,7 +11611,7 @@
         <w:jc w:val="both"/>
       </w:pPr>
       <w:r>
-        <w:t>8. Pedregosa, F., et al. (2011). Scikit-learn: Machine Learning in Python. Journal of Machine Learning Research, 12, 2825–2830.</w:t>
+        <w:t>7. Pedregosa, F., et al. (2011). Scikit-learn: Machine Learning in Python. Journal of Machine Learning Research, 12, 2825-2830.</w:t>
       </w:r>
     </w:p>
     <w:sectPr>
